--- a/Resident_Cooking_Schedule.docx
+++ b/Resident_Cooking_Schedule.docx
@@ -6,438 +6,985 @@
       <w:pPr>
         <w:jc w:val="center"/>
         <w:rPr>
-          <w:sz w:val="40"/>
-          <w:szCs w:val="40"/>
+          <w:b/>
+          <w:bCs/>
         </w:rPr>
       </w:pPr>
       <w:r>
         <w:rPr>
           <w:b/>
           <w:bCs/>
-          <w:sz w:val="40"/>
-          <w:szCs w:val="40"/>
-          <w:u w:val="single"/>
         </w:rPr>
-        <w:t>RESIDENT C</w:t>
+        <w:t>Meal Chores</w:t>
       </w:r>
+    </w:p>
+    <w:p>
+      <w:pPr>
+        <w:rPr>
+          <w:b/>
+          <w:bCs/>
+        </w:rPr>
+      </w:pPr>
       <w:r>
         <w:rPr>
           <w:b/>
           <w:bCs/>
-          <w:sz w:val="40"/>
-          <w:szCs w:val="40"/>
-          <w:u w:val="single"/>
         </w:rPr>
-        <w:t>LEANING</w:t>
-      </w:r>
-      <w:r>
-        <w:rPr>
-          <w:b/>
-          <w:bCs/>
-          <w:sz w:val="40"/>
-          <w:szCs w:val="40"/>
-          <w:u w:val="single"/>
-        </w:rPr>
-        <w:t xml:space="preserve"> SCHEDULE</w:t>
-      </w:r>
-      <w:r>
-        <w:rPr>
-          <w:sz w:val="40"/>
-          <w:szCs w:val="40"/>
-        </w:rPr>
-        <w:br/>
+        <w:t>Monday</w:t>
       </w:r>
     </w:p>
     <w:tbl>
       <w:tblPr>
         <w:tblStyle w:val="TableGrid"/>
-        <w:tblW w:w="9450" w:type="dxa"/>
+        <w:tblW w:w="0" w:type="auto"/>
         <w:tblLook w:val="04A0" w:firstRow="1" w:lastRow="0" w:firstColumn="1" w:lastColumn="0" w:noHBand="0" w:noVBand="1"/>
       </w:tblPr>
       <w:tblGrid>
-        <w:gridCol w:w="4725"/>
-        <w:gridCol w:w="4725"/>
+        <w:gridCol w:w="4675"/>
+        <w:gridCol w:w="4675"/>
       </w:tblGrid>
       <w:tr>
-        <w:trPr>
-          <w:trHeight w:val="2483"/>
-        </w:trPr>
-        <w:tc>
-          <w:tcPr>
-            <w:tcW w:w="4725" w:type="dxa"/>
-          </w:tcPr>
-          <w:p>
-            <w:pPr>
-              <w:jc w:val="center"/>
-              <w:rPr>
-                <w:b/>
-                <w:bCs/>
-                <w:sz w:val="32"/>
-                <w:szCs w:val="32"/>
-              </w:rPr>
-            </w:pPr>
-            <w:r>
-              <w:rPr>
-                <w:b/>
-                <w:bCs/>
-                <w:sz w:val="32"/>
-                <w:szCs w:val="32"/>
-              </w:rPr>
-              <w:br/>
-            </w:r>
-            <w:r>
-              <w:rPr>
-                <w:b/>
-                <w:bCs/>
-                <w:sz w:val="32"/>
-                <w:szCs w:val="32"/>
-              </w:rPr>
-              <w:t>SATURDAY</w:t>
-            </w:r>
-          </w:p>
-          <w:p>
-            <w:pPr>
-              <w:jc w:val="center"/>
-              <w:rPr>
-                <w:b/>
-                <w:bCs/>
-                <w:sz w:val="32"/>
-                <w:szCs w:val="32"/>
-              </w:rPr>
-            </w:pPr>
-            <w:r>
-              <w:rPr>
-                <w:b/>
-                <w:bCs/>
-                <w:sz w:val="32"/>
-                <w:szCs w:val="32"/>
-              </w:rPr>
-              <w:t>MAY 0</w:t>
-            </w:r>
-            <w:r>
-              <w:rPr>
-                <w:b/>
-                <w:bCs/>
-                <w:sz w:val="32"/>
-                <w:szCs w:val="32"/>
-              </w:rPr>
-              <w:t>16</w:t>
-            </w:r>
-            <w:r>
-              <w:rPr>
-                <w:b/>
-                <w:bCs/>
-                <w:sz w:val="32"/>
-                <w:szCs w:val="32"/>
-                <w:vertAlign w:val="superscript"/>
-              </w:rPr>
-              <w:t>th</w:t>
-            </w:r>
-          </w:p>
-          <w:p>
-            <w:pPr>
-              <w:jc w:val="center"/>
-              <w:rPr>
-                <w:b/>
-                <w:bCs/>
-                <w:sz w:val="32"/>
-                <w:szCs w:val="32"/>
-              </w:rPr>
-            </w:pPr>
-          </w:p>
-          <w:p>
-            <w:pPr>
-              <w:jc w:val="center"/>
-              <w:rPr>
-                <w:b/>
-                <w:bCs/>
-                <w:sz w:val="32"/>
-                <w:szCs w:val="32"/>
-              </w:rPr>
-            </w:pPr>
-          </w:p>
-        </w:tc>
-        <w:tc>
-          <w:tcPr>
-            <w:tcW w:w="4725" w:type="dxa"/>
-          </w:tcPr>
-          <w:p>
-            <w:pPr>
-              <w:jc w:val="center"/>
-              <w:rPr>
-                <w:b/>
-                <w:bCs/>
-                <w:sz w:val="32"/>
-                <w:szCs w:val="32"/>
-              </w:rPr>
-            </w:pPr>
-            <w:r>
-              <w:rPr>
-                <w:b/>
-                <w:bCs/>
-                <w:sz w:val="32"/>
-                <w:szCs w:val="32"/>
-              </w:rPr>
-              <w:br/>
-            </w:r>
-            <w:r>
-              <w:rPr>
-                <w:b/>
-                <w:bCs/>
-                <w:sz w:val="32"/>
-                <w:szCs w:val="32"/>
-              </w:rPr>
-              <w:t>SUNDAY</w:t>
-            </w:r>
-          </w:p>
-          <w:p>
-            <w:pPr>
-              <w:jc w:val="center"/>
-              <w:rPr>
-                <w:b/>
-                <w:bCs/>
-                <w:sz w:val="32"/>
-                <w:szCs w:val="32"/>
-              </w:rPr>
-            </w:pPr>
-            <w:r>
-              <w:rPr>
-                <w:b/>
-                <w:bCs/>
-                <w:sz w:val="32"/>
-                <w:szCs w:val="32"/>
-              </w:rPr>
-              <w:t xml:space="preserve">MAY </w:t>
-            </w:r>
-            <w:r>
-              <w:rPr>
-                <w:b/>
-                <w:bCs/>
-                <w:sz w:val="32"/>
-                <w:szCs w:val="32"/>
-              </w:rPr>
-              <w:t>1</w:t>
-            </w:r>
-            <w:r>
-              <w:rPr>
-                <w:b/>
-                <w:bCs/>
-                <w:sz w:val="32"/>
-                <w:szCs w:val="32"/>
-              </w:rPr>
-              <w:t>7</w:t>
-            </w:r>
-            <w:r>
-              <w:rPr>
-                <w:b/>
-                <w:bCs/>
-                <w:sz w:val="32"/>
-                <w:szCs w:val="32"/>
-                <w:vertAlign w:val="superscript"/>
-              </w:rPr>
-              <w:t>th</w:t>
-            </w:r>
-          </w:p>
-          <w:p>
-            <w:pPr>
-              <w:jc w:val="center"/>
-              <w:rPr>
-                <w:b/>
-                <w:bCs/>
-                <w:sz w:val="32"/>
-                <w:szCs w:val="32"/>
-                <w:vertAlign w:val="superscript"/>
-              </w:rPr>
-            </w:pPr>
-          </w:p>
-          <w:p>
-            <w:pPr>
-              <w:jc w:val="center"/>
-              <w:rPr>
-                <w:b/>
-                <w:bCs/>
-                <w:sz w:val="32"/>
-                <w:szCs w:val="32"/>
-              </w:rPr>
-            </w:pPr>
+        <w:tc>
+          <w:tcPr>
+            <w:tcW w:w="4675" w:type="dxa"/>
+          </w:tcPr>
+          <w:p>
+            <w:pPr>
+              <w:rPr>
+                <w:b/>
+                <w:bCs/>
+              </w:rPr>
+            </w:pPr>
+            <w:r>
+              <w:rPr>
+                <w:b/>
+                <w:bCs/>
+              </w:rPr>
+              <w:t>Lunch</w:t>
+            </w:r>
+          </w:p>
+        </w:tc>
+        <w:tc>
+          <w:tcPr>
+            <w:tcW w:w="4675" w:type="dxa"/>
+          </w:tcPr>
+          <w:p>
+            <w:pPr>
+              <w:rPr>
+                <w:b/>
+                <w:bCs/>
+              </w:rPr>
+            </w:pPr>
+            <w:r>
+              <w:rPr>
+                <w:b/>
+                <w:bCs/>
+              </w:rPr>
+              <w:t>[name]</w:t>
+            </w:r>
+          </w:p>
+        </w:tc>
+      </w:tr>
+      <w:tr>
+        <w:tc>
+          <w:tcPr>
+            <w:tcW w:w="4675" w:type="dxa"/>
+          </w:tcPr>
+          <w:p>
+            <w:pPr>
+              <w:rPr>
+                <w:b/>
+                <w:bCs/>
+              </w:rPr>
+            </w:pPr>
+            <w:r>
+              <w:rPr>
+                <w:b/>
+                <w:bCs/>
+              </w:rPr>
+              <w:t>Dinner</w:t>
+            </w:r>
+          </w:p>
+        </w:tc>
+        <w:tc>
+          <w:tcPr>
+            <w:tcW w:w="4675" w:type="dxa"/>
+          </w:tcPr>
+          <w:p>
+            <w:pPr>
+              <w:rPr>
+                <w:b/>
+                <w:bCs/>
+              </w:rPr>
+            </w:pPr>
+            <w:r>
+              <w:rPr>
+                <w:b/>
+                <w:bCs/>
+              </w:rPr>
+              <w:t>[</w:t>
+            </w:r>
+            <w:r>
+              <w:rPr>
+                <w:b/>
+                <w:bCs/>
+              </w:rPr>
+              <w:t>name]</w:t>
+            </w:r>
+          </w:p>
+        </w:tc>
+      </w:tr>
+      <w:tr>
+        <w:tc>
+          <w:tcPr>
+            <w:tcW w:w="4675" w:type="dxa"/>
+          </w:tcPr>
+          <w:p>
+            <w:pPr>
+              <w:rPr>
+                <w:b/>
+                <w:bCs/>
+              </w:rPr>
+            </w:pPr>
+            <w:r>
+              <w:rPr>
+                <w:b/>
+                <w:bCs/>
+              </w:rPr>
+              <w:t>Dinner</w:t>
+            </w:r>
+          </w:p>
+        </w:tc>
+        <w:tc>
+          <w:tcPr>
+            <w:tcW w:w="4675" w:type="dxa"/>
+          </w:tcPr>
+          <w:p>
+            <w:pPr>
+              <w:rPr>
+                <w:b/>
+                <w:bCs/>
+              </w:rPr>
+            </w:pPr>
+            <w:r>
+              <w:rPr>
+                <w:b/>
+                <w:bCs/>
+              </w:rPr>
+              <w:t>[name]</w:t>
+            </w:r>
           </w:p>
         </w:tc>
       </w:tr>
     </w:tbl>
-    <w:p/>
+    <w:p>
+      <w:pPr>
+        <w:rPr>
+          <w:b/>
+          <w:bCs/>
+        </w:rPr>
+      </w:pPr>
+    </w:p>
+    <w:p>
+      <w:pPr>
+        <w:rPr>
+          <w:b/>
+          <w:bCs/>
+        </w:rPr>
+      </w:pPr>
+      <w:r>
+        <w:rPr>
+          <w:b/>
+          <w:bCs/>
+        </w:rPr>
+        <w:t>Tuesday</w:t>
+      </w:r>
+    </w:p>
     <w:tbl>
       <w:tblPr>
         <w:tblStyle w:val="TableGrid"/>
-        <w:tblW w:w="9469" w:type="dxa"/>
+        <w:tblW w:w="0" w:type="auto"/>
         <w:tblLook w:val="04A0" w:firstRow="1" w:lastRow="0" w:firstColumn="1" w:lastColumn="0" w:noHBand="0" w:noVBand="1"/>
       </w:tblPr>
       <w:tblGrid>
-        <w:gridCol w:w="9469"/>
+        <w:gridCol w:w="4675"/>
+        <w:gridCol w:w="4675"/>
       </w:tblGrid>
       <w:tr>
-        <w:trPr>
-          <w:trHeight w:val="1370"/>
-        </w:trPr>
-        <w:tc>
-          <w:tcPr>
-            <w:tcW w:w="9469" w:type="dxa"/>
-          </w:tcPr>
-          <w:p>
-            <w:pPr>
-              <w:jc w:val="center"/>
-              <w:rPr>
-                <w:b/>
-                <w:bCs/>
-              </w:rPr>
-            </w:pPr>
-            <w:r>
-              <w:rPr>
-                <w:b/>
-                <w:bCs/>
-              </w:rPr>
-              <w:br/>
-            </w:r>
-            <w:r>
-              <w:rPr>
-                <w:b/>
-                <w:bCs/>
-              </w:rPr>
-              <w:t>CLEANING DUTIES WILL BE POSTED ON THE KITCHEN FRIDGE.</w:t>
-            </w:r>
-          </w:p>
-          <w:p>
-            <w:pPr>
-              <w:jc w:val="center"/>
-              <w:rPr>
-                <w:b/>
-                <w:bCs/>
-              </w:rPr>
-            </w:pPr>
-            <w:r>
-              <w:rPr>
-                <w:b/>
-                <w:bCs/>
-              </w:rPr>
-              <w:t>ASSIGNED CHORES TO BE COMPLETED BY 4:00 PM ON THE DAY ASSIGNED.</w:t>
+        <w:tc>
+          <w:tcPr>
+            <w:tcW w:w="4675" w:type="dxa"/>
+          </w:tcPr>
+          <w:p>
+            <w:pPr>
+              <w:rPr>
+                <w:b/>
+                <w:bCs/>
+              </w:rPr>
+            </w:pPr>
+            <w:r>
+              <w:rPr>
+                <w:b/>
+                <w:bCs/>
+              </w:rPr>
+              <w:t>Lunch</w:t>
+            </w:r>
+          </w:p>
+        </w:tc>
+        <w:tc>
+          <w:tcPr>
+            <w:tcW w:w="4675" w:type="dxa"/>
+          </w:tcPr>
+          <w:p>
+            <w:pPr>
+              <w:rPr>
+                <w:b/>
+                <w:bCs/>
+              </w:rPr>
+            </w:pPr>
+            <w:r>
+              <w:rPr>
+                <w:b/>
+                <w:bCs/>
+              </w:rPr>
+              <w:t>[name]</w:t>
+            </w:r>
+          </w:p>
+        </w:tc>
+      </w:tr>
+      <w:tr>
+        <w:tc>
+          <w:tcPr>
+            <w:tcW w:w="4675" w:type="dxa"/>
+          </w:tcPr>
+          <w:p>
+            <w:pPr>
+              <w:rPr>
+                <w:b/>
+                <w:bCs/>
+              </w:rPr>
+            </w:pPr>
+            <w:r>
+              <w:rPr>
+                <w:b/>
+                <w:bCs/>
+              </w:rPr>
+              <w:t>Dinner</w:t>
+            </w:r>
+          </w:p>
+        </w:tc>
+        <w:tc>
+          <w:tcPr>
+            <w:tcW w:w="4675" w:type="dxa"/>
+          </w:tcPr>
+          <w:p>
+            <w:pPr>
+              <w:rPr>
+                <w:b/>
+                <w:bCs/>
+              </w:rPr>
+            </w:pPr>
+            <w:r>
+              <w:rPr>
+                <w:b/>
+                <w:bCs/>
+              </w:rPr>
+              <w:t>[name]</w:t>
+            </w:r>
+          </w:p>
+        </w:tc>
+      </w:tr>
+      <w:tr>
+        <w:tc>
+          <w:tcPr>
+            <w:tcW w:w="4675" w:type="dxa"/>
+          </w:tcPr>
+          <w:p>
+            <w:pPr>
+              <w:rPr>
+                <w:b/>
+                <w:bCs/>
+              </w:rPr>
+            </w:pPr>
+            <w:r>
+              <w:rPr>
+                <w:b/>
+                <w:bCs/>
+              </w:rPr>
+              <w:t>Dinner</w:t>
+            </w:r>
+          </w:p>
+        </w:tc>
+        <w:tc>
+          <w:tcPr>
+            <w:tcW w:w="4675" w:type="dxa"/>
+          </w:tcPr>
+          <w:p>
+            <w:pPr>
+              <w:rPr>
+                <w:b/>
+                <w:bCs/>
+              </w:rPr>
+            </w:pPr>
+            <w:r>
+              <w:rPr>
+                <w:b/>
+                <w:bCs/>
+              </w:rPr>
+              <w:t>[name]</w:t>
             </w:r>
           </w:p>
         </w:tc>
       </w:tr>
     </w:tbl>
-    <w:p/>
-    <w:p/>
+    <w:p>
+      <w:pPr>
+        <w:rPr>
+          <w:b/>
+          <w:bCs/>
+        </w:rPr>
+      </w:pPr>
+    </w:p>
+    <w:p>
+      <w:pPr>
+        <w:rPr>
+          <w:b/>
+          <w:bCs/>
+        </w:rPr>
+      </w:pPr>
+      <w:r>
+        <w:rPr>
+          <w:b/>
+          <w:bCs/>
+        </w:rPr>
+        <w:t>Wednesday</w:t>
+      </w:r>
+    </w:p>
     <w:tbl>
       <w:tblPr>
         <w:tblStyle w:val="TableGrid"/>
-        <w:tblW w:w="9457" w:type="dxa"/>
+        <w:tblW w:w="0" w:type="auto"/>
         <w:tblLook w:val="04A0" w:firstRow="1" w:lastRow="0" w:firstColumn="1" w:lastColumn="0" w:noHBand="0" w:noVBand="1"/>
       </w:tblPr>
       <w:tblGrid>
-        <w:gridCol w:w="9457"/>
+        <w:gridCol w:w="4675"/>
+        <w:gridCol w:w="4675"/>
       </w:tblGrid>
       <w:tr>
-        <w:trPr>
-          <w:trHeight w:val="3284"/>
-        </w:trPr>
-        <w:tc>
-          <w:tcPr>
-            <w:tcW w:w="9457" w:type="dxa"/>
-          </w:tcPr>
-          <w:p>
-            <w:pPr>
-              <w:rPr>
-                <w:sz w:val="32"/>
-                <w:szCs w:val="32"/>
-              </w:rPr>
-            </w:pPr>
-            <w:r>
-              <w:rPr>
-                <w:b/>
-                <w:bCs/>
-                <w:sz w:val="32"/>
-                <w:szCs w:val="32"/>
-                <w:u w:val="single"/>
-              </w:rPr>
-              <w:t>PLEASE NOTE:</w:t>
-            </w:r>
-            <w:r>
-              <w:rPr>
-                <w:b/>
-                <w:bCs/>
-                <w:sz w:val="32"/>
-                <w:szCs w:val="32"/>
-                <w:u w:val="single"/>
-              </w:rPr>
-              <w:br/>
-            </w:r>
-          </w:p>
-          <w:p>
-            <w:pPr>
-              <w:pStyle w:val="ListParagraph"/>
-              <w:numPr>
-                <w:ilvl w:val="0"/>
-                <w:numId w:val="1"/>
-              </w:numPr>
-              <w:rPr>
-                <w:sz w:val="32"/>
-                <w:szCs w:val="32"/>
-              </w:rPr>
-            </w:pPr>
-            <w:r>
-              <w:rPr>
-                <w:sz w:val="32"/>
-                <w:szCs w:val="32"/>
-              </w:rPr>
-              <w:t xml:space="preserve">It is the assigned Resident’s responsibility to be in the home to allow adequate time to </w:t>
-            </w:r>
-            <w:r>
-              <w:rPr>
-                <w:sz w:val="32"/>
-                <w:szCs w:val="32"/>
-              </w:rPr>
-              <w:t>complete chores and not interfere with Lunch / Dinner Preparation or Setup</w:t>
-            </w:r>
-          </w:p>
-          <w:p>
-            <w:pPr>
-              <w:pStyle w:val="ListParagraph"/>
-              <w:numPr>
-                <w:ilvl w:val="0"/>
-                <w:numId w:val="1"/>
-              </w:numPr>
-              <w:rPr>
-                <w:sz w:val="32"/>
-                <w:szCs w:val="32"/>
-              </w:rPr>
-            </w:pPr>
-            <w:r>
-              <w:rPr>
-                <w:sz w:val="32"/>
-                <w:szCs w:val="32"/>
-              </w:rPr>
-              <w:t xml:space="preserve">Assigned Chores vary every </w:t>
-            </w:r>
-            <w:proofErr w:type="gramStart"/>
-            <w:r>
-              <w:rPr>
-                <w:sz w:val="32"/>
-                <w:szCs w:val="32"/>
-              </w:rPr>
-              <w:t>week</w:t>
-            </w:r>
-            <w:proofErr w:type="gramEnd"/>
-            <w:r>
-              <w:rPr>
-                <w:sz w:val="32"/>
-                <w:szCs w:val="32"/>
-              </w:rPr>
-              <w:t xml:space="preserve"> and the Resident is responsible for checking which duties need to be completed on those specific days</w:t>
+        <w:tc>
+          <w:tcPr>
+            <w:tcW w:w="4675" w:type="dxa"/>
+          </w:tcPr>
+          <w:p>
+            <w:pPr>
+              <w:rPr>
+                <w:b/>
+                <w:bCs/>
+              </w:rPr>
+            </w:pPr>
+            <w:r>
+              <w:rPr>
+                <w:b/>
+                <w:bCs/>
+              </w:rPr>
+              <w:t>Lunch</w:t>
+            </w:r>
+          </w:p>
+        </w:tc>
+        <w:tc>
+          <w:tcPr>
+            <w:tcW w:w="4675" w:type="dxa"/>
+          </w:tcPr>
+          <w:p>
+            <w:pPr>
+              <w:rPr>
+                <w:b/>
+                <w:bCs/>
+              </w:rPr>
+            </w:pPr>
+            <w:r>
+              <w:rPr>
+                <w:b/>
+                <w:bCs/>
+              </w:rPr>
+              <w:t>[name]</w:t>
+            </w:r>
+          </w:p>
+        </w:tc>
+      </w:tr>
+      <w:tr>
+        <w:tc>
+          <w:tcPr>
+            <w:tcW w:w="4675" w:type="dxa"/>
+          </w:tcPr>
+          <w:p>
+            <w:pPr>
+              <w:rPr>
+                <w:b/>
+                <w:bCs/>
+              </w:rPr>
+            </w:pPr>
+            <w:r>
+              <w:rPr>
+                <w:b/>
+                <w:bCs/>
+              </w:rPr>
+              <w:t>Dinner</w:t>
+            </w:r>
+          </w:p>
+        </w:tc>
+        <w:tc>
+          <w:tcPr>
+            <w:tcW w:w="4675" w:type="dxa"/>
+          </w:tcPr>
+          <w:p>
+            <w:pPr>
+              <w:rPr>
+                <w:b/>
+                <w:bCs/>
+              </w:rPr>
+            </w:pPr>
+            <w:r>
+              <w:rPr>
+                <w:b/>
+                <w:bCs/>
+              </w:rPr>
+              <w:t>[name]</w:t>
+            </w:r>
+          </w:p>
+        </w:tc>
+      </w:tr>
+      <w:tr>
+        <w:tc>
+          <w:tcPr>
+            <w:tcW w:w="4675" w:type="dxa"/>
+          </w:tcPr>
+          <w:p>
+            <w:pPr>
+              <w:rPr>
+                <w:b/>
+                <w:bCs/>
+              </w:rPr>
+            </w:pPr>
+            <w:r>
+              <w:rPr>
+                <w:b/>
+                <w:bCs/>
+              </w:rPr>
+              <w:t>Dinner</w:t>
+            </w:r>
+          </w:p>
+        </w:tc>
+        <w:tc>
+          <w:tcPr>
+            <w:tcW w:w="4675" w:type="dxa"/>
+          </w:tcPr>
+          <w:p>
+            <w:pPr>
+              <w:rPr>
+                <w:b/>
+                <w:bCs/>
+              </w:rPr>
+            </w:pPr>
+            <w:r>
+              <w:rPr>
+                <w:b/>
+                <w:bCs/>
+              </w:rPr>
+              <w:t>[name]</w:t>
             </w:r>
           </w:p>
         </w:tc>
       </w:tr>
     </w:tbl>
-    <w:p/>
+    <w:p>
+      <w:pPr>
+        <w:rPr>
+          <w:b/>
+          <w:bCs/>
+        </w:rPr>
+      </w:pPr>
+    </w:p>
+    <w:p>
+      <w:pPr>
+        <w:rPr>
+          <w:b/>
+          <w:bCs/>
+        </w:rPr>
+      </w:pPr>
+      <w:r>
+        <w:rPr>
+          <w:b/>
+          <w:bCs/>
+        </w:rPr>
+        <w:t>Thursday</w:t>
+      </w:r>
+    </w:p>
+    <w:tbl>
+      <w:tblPr>
+        <w:tblStyle w:val="TableGrid"/>
+        <w:tblW w:w="0" w:type="auto"/>
+        <w:tblLook w:val="04A0" w:firstRow="1" w:lastRow="0" w:firstColumn="1" w:lastColumn="0" w:noHBand="0" w:noVBand="1"/>
+      </w:tblPr>
+      <w:tblGrid>
+        <w:gridCol w:w="4675"/>
+        <w:gridCol w:w="4675"/>
+      </w:tblGrid>
+      <w:tr>
+        <w:tc>
+          <w:tcPr>
+            <w:tcW w:w="4675" w:type="dxa"/>
+          </w:tcPr>
+          <w:p>
+            <w:pPr>
+              <w:rPr>
+                <w:b/>
+                <w:bCs/>
+              </w:rPr>
+            </w:pPr>
+            <w:r>
+              <w:rPr>
+                <w:b/>
+                <w:bCs/>
+              </w:rPr>
+              <w:t>Lunch</w:t>
+            </w:r>
+          </w:p>
+        </w:tc>
+        <w:tc>
+          <w:tcPr>
+            <w:tcW w:w="4675" w:type="dxa"/>
+          </w:tcPr>
+          <w:p>
+            <w:pPr>
+              <w:rPr>
+                <w:b/>
+                <w:bCs/>
+              </w:rPr>
+            </w:pPr>
+            <w:r>
+              <w:rPr>
+                <w:b/>
+                <w:bCs/>
+              </w:rPr>
+              <w:t>[name]</w:t>
+            </w:r>
+          </w:p>
+        </w:tc>
+      </w:tr>
+      <w:tr>
+        <w:tc>
+          <w:tcPr>
+            <w:tcW w:w="4675" w:type="dxa"/>
+          </w:tcPr>
+          <w:p>
+            <w:pPr>
+              <w:rPr>
+                <w:b/>
+                <w:bCs/>
+              </w:rPr>
+            </w:pPr>
+            <w:r>
+              <w:rPr>
+                <w:b/>
+                <w:bCs/>
+              </w:rPr>
+              <w:t>Dinner</w:t>
+            </w:r>
+          </w:p>
+        </w:tc>
+        <w:tc>
+          <w:tcPr>
+            <w:tcW w:w="4675" w:type="dxa"/>
+          </w:tcPr>
+          <w:p>
+            <w:pPr>
+              <w:rPr>
+                <w:b/>
+                <w:bCs/>
+              </w:rPr>
+            </w:pPr>
+            <w:r>
+              <w:rPr>
+                <w:b/>
+                <w:bCs/>
+              </w:rPr>
+              <w:t>[name]</w:t>
+            </w:r>
+          </w:p>
+        </w:tc>
+      </w:tr>
+      <w:tr>
+        <w:tc>
+          <w:tcPr>
+            <w:tcW w:w="4675" w:type="dxa"/>
+          </w:tcPr>
+          <w:p>
+            <w:pPr>
+              <w:rPr>
+                <w:b/>
+                <w:bCs/>
+              </w:rPr>
+            </w:pPr>
+            <w:r>
+              <w:rPr>
+                <w:b/>
+                <w:bCs/>
+              </w:rPr>
+              <w:t>Dinner</w:t>
+            </w:r>
+          </w:p>
+        </w:tc>
+        <w:tc>
+          <w:tcPr>
+            <w:tcW w:w="4675" w:type="dxa"/>
+          </w:tcPr>
+          <w:p>
+            <w:pPr>
+              <w:rPr>
+                <w:b/>
+                <w:bCs/>
+              </w:rPr>
+            </w:pPr>
+            <w:r>
+              <w:rPr>
+                <w:b/>
+                <w:bCs/>
+              </w:rPr>
+              <w:t>[name]</w:t>
+            </w:r>
+          </w:p>
+        </w:tc>
+      </w:tr>
+    </w:tbl>
+    <w:p>
+      <w:pPr>
+        <w:rPr>
+          <w:b/>
+          <w:bCs/>
+        </w:rPr>
+      </w:pPr>
+    </w:p>
+    <w:p>
+      <w:pPr>
+        <w:rPr>
+          <w:b/>
+          <w:bCs/>
+        </w:rPr>
+      </w:pPr>
+      <w:r>
+        <w:rPr>
+          <w:b/>
+          <w:bCs/>
+        </w:rPr>
+        <w:t>Friday</w:t>
+      </w:r>
+    </w:p>
+    <w:tbl>
+      <w:tblPr>
+        <w:tblStyle w:val="TableGrid"/>
+        <w:tblW w:w="0" w:type="auto"/>
+        <w:tblLook w:val="04A0" w:firstRow="1" w:lastRow="0" w:firstColumn="1" w:lastColumn="0" w:noHBand="0" w:noVBand="1"/>
+      </w:tblPr>
+      <w:tblGrid>
+        <w:gridCol w:w="4675"/>
+        <w:gridCol w:w="4675"/>
+      </w:tblGrid>
+      <w:tr>
+        <w:tc>
+          <w:tcPr>
+            <w:tcW w:w="4675" w:type="dxa"/>
+          </w:tcPr>
+          <w:p>
+            <w:pPr>
+              <w:rPr>
+                <w:b/>
+                <w:bCs/>
+              </w:rPr>
+            </w:pPr>
+            <w:r>
+              <w:rPr>
+                <w:b/>
+                <w:bCs/>
+              </w:rPr>
+              <w:t>Lunch</w:t>
+            </w:r>
+          </w:p>
+        </w:tc>
+        <w:tc>
+          <w:tcPr>
+            <w:tcW w:w="4675" w:type="dxa"/>
+          </w:tcPr>
+          <w:p>
+            <w:pPr>
+              <w:rPr>
+                <w:b/>
+                <w:bCs/>
+              </w:rPr>
+            </w:pPr>
+            <w:r>
+              <w:rPr>
+                <w:b/>
+                <w:bCs/>
+              </w:rPr>
+              <w:t>[name]</w:t>
+            </w:r>
+          </w:p>
+        </w:tc>
+      </w:tr>
+      <w:tr>
+        <w:tc>
+          <w:tcPr>
+            <w:tcW w:w="4675" w:type="dxa"/>
+          </w:tcPr>
+          <w:p>
+            <w:pPr>
+              <w:rPr>
+                <w:b/>
+                <w:bCs/>
+              </w:rPr>
+            </w:pPr>
+            <w:r>
+              <w:rPr>
+                <w:b/>
+                <w:bCs/>
+              </w:rPr>
+              <w:t>Dinner</w:t>
+            </w:r>
+          </w:p>
+        </w:tc>
+        <w:tc>
+          <w:tcPr>
+            <w:tcW w:w="4675" w:type="dxa"/>
+          </w:tcPr>
+          <w:p>
+            <w:pPr>
+              <w:rPr>
+                <w:b/>
+                <w:bCs/>
+              </w:rPr>
+            </w:pPr>
+            <w:r>
+              <w:rPr>
+                <w:b/>
+                <w:bCs/>
+              </w:rPr>
+              <w:t>[name]</w:t>
+            </w:r>
+          </w:p>
+        </w:tc>
+      </w:tr>
+      <w:tr>
+        <w:tc>
+          <w:tcPr>
+            <w:tcW w:w="4675" w:type="dxa"/>
+          </w:tcPr>
+          <w:p>
+            <w:pPr>
+              <w:rPr>
+                <w:b/>
+                <w:bCs/>
+              </w:rPr>
+            </w:pPr>
+            <w:r>
+              <w:rPr>
+                <w:b/>
+                <w:bCs/>
+              </w:rPr>
+              <w:t>Dinner</w:t>
+            </w:r>
+          </w:p>
+        </w:tc>
+        <w:tc>
+          <w:tcPr>
+            <w:tcW w:w="4675" w:type="dxa"/>
+          </w:tcPr>
+          <w:p>
+            <w:pPr>
+              <w:rPr>
+                <w:b/>
+                <w:bCs/>
+              </w:rPr>
+            </w:pPr>
+            <w:r>
+              <w:rPr>
+                <w:b/>
+                <w:bCs/>
+              </w:rPr>
+              <w:t>[name]</w:t>
+            </w:r>
+          </w:p>
+        </w:tc>
+      </w:tr>
+    </w:tbl>
+    <w:p>
+      <w:pPr>
+        <w:rPr>
+          <w:b/>
+          <w:bCs/>
+        </w:rPr>
+      </w:pPr>
+    </w:p>
+    <w:p>
+      <w:pPr>
+        <w:rPr>
+          <w:b/>
+          <w:bCs/>
+        </w:rPr>
+      </w:pPr>
+      <w:r>
+        <w:rPr>
+          <w:b/>
+          <w:bCs/>
+        </w:rPr>
+        <w:t>Sunday</w:t>
+      </w:r>
+    </w:p>
+    <w:tbl>
+      <w:tblPr>
+        <w:tblStyle w:val="TableGrid"/>
+        <w:tblW w:w="0" w:type="auto"/>
+        <w:tblLook w:val="04A0" w:firstRow="1" w:lastRow="0" w:firstColumn="1" w:lastColumn="0" w:noHBand="0" w:noVBand="1"/>
+      </w:tblPr>
+      <w:tblGrid>
+        <w:gridCol w:w="4675"/>
+        <w:gridCol w:w="4675"/>
+      </w:tblGrid>
+      <w:tr>
+        <w:tc>
+          <w:tcPr>
+            <w:tcW w:w="4675" w:type="dxa"/>
+          </w:tcPr>
+          <w:p>
+            <w:pPr>
+              <w:rPr>
+                <w:b/>
+                <w:bCs/>
+              </w:rPr>
+            </w:pPr>
+            <w:r>
+              <w:rPr>
+                <w:b/>
+                <w:bCs/>
+              </w:rPr>
+              <w:t>Lunch</w:t>
+            </w:r>
+          </w:p>
+        </w:tc>
+        <w:tc>
+          <w:tcPr>
+            <w:tcW w:w="4675" w:type="dxa"/>
+          </w:tcPr>
+          <w:p>
+            <w:pPr>
+              <w:rPr>
+                <w:b/>
+                <w:bCs/>
+              </w:rPr>
+            </w:pPr>
+            <w:r>
+              <w:rPr>
+                <w:b/>
+                <w:bCs/>
+              </w:rPr>
+              <w:t>[name]</w:t>
+            </w:r>
+          </w:p>
+        </w:tc>
+      </w:tr>
+      <w:tr>
+        <w:tc>
+          <w:tcPr>
+            <w:tcW w:w="4675" w:type="dxa"/>
+          </w:tcPr>
+          <w:p>
+            <w:pPr>
+              <w:rPr>
+                <w:b/>
+                <w:bCs/>
+              </w:rPr>
+            </w:pPr>
+            <w:r>
+              <w:rPr>
+                <w:b/>
+                <w:bCs/>
+              </w:rPr>
+              <w:t>Dinner</w:t>
+            </w:r>
+          </w:p>
+        </w:tc>
+        <w:tc>
+          <w:tcPr>
+            <w:tcW w:w="4675" w:type="dxa"/>
+          </w:tcPr>
+          <w:p>
+            <w:pPr>
+              <w:rPr>
+                <w:b/>
+                <w:bCs/>
+              </w:rPr>
+            </w:pPr>
+            <w:r>
+              <w:rPr>
+                <w:b/>
+                <w:bCs/>
+              </w:rPr>
+              <w:t>[name]</w:t>
+            </w:r>
+          </w:p>
+        </w:tc>
+      </w:tr>
+      <w:tr>
+        <w:tc>
+          <w:tcPr>
+            <w:tcW w:w="4675" w:type="dxa"/>
+          </w:tcPr>
+          <w:p>
+            <w:pPr>
+              <w:rPr>
+                <w:b/>
+                <w:bCs/>
+              </w:rPr>
+            </w:pPr>
+            <w:r>
+              <w:rPr>
+                <w:b/>
+                <w:bCs/>
+              </w:rPr>
+              <w:t>Dinner</w:t>
+            </w:r>
+          </w:p>
+        </w:tc>
+        <w:tc>
+          <w:tcPr>
+            <w:tcW w:w="4675" w:type="dxa"/>
+          </w:tcPr>
+          <w:p>
+            <w:pPr>
+              <w:rPr>
+                <w:b/>
+                <w:bCs/>
+              </w:rPr>
+            </w:pPr>
+            <w:r>
+              <w:rPr>
+                <w:b/>
+                <w:bCs/>
+              </w:rPr>
+              <w:t>[name]</w:t>
+            </w:r>
+          </w:p>
+        </w:tc>
+      </w:tr>
+    </w:tbl>
+    <w:p>
+      <w:pPr>
+        <w:rPr>
+          <w:b/>
+          <w:bCs/>
+        </w:rPr>
+      </w:pPr>
+    </w:p>
     <w:sectPr>
       <w:pgSz w:w="12240" w:h="15840"/>
       <w:pgMar w:top="1440" w:right="1440" w:bottom="1440" w:left="1440" w:header="708" w:footer="708" w:gutter="0"/>
@@ -446,127 +993,6 @@
     </w:sectPr>
   </w:body>
 </w:document>
-</file>
-
-<file path=word/numbering.xml><?xml version="1.0" encoding="utf-8"?>
-<w:numbering xmlns:wpc="http://schemas.microsoft.com/office/word/2010/wordprocessingCanvas" xmlns:cx="http://schemas.microsoft.com/office/drawing/2014/chartex" xmlns:cx1="http://schemas.microsoft.com/office/drawing/2015/9/8/chartex" xmlns:cx2="http://schemas.microsoft.com/office/drawing/2015/10/21/chartex" xmlns:cx3="http://schemas.microsoft.com/office/drawing/2016/5/9/chartex" xmlns:cx4="http://schemas.microsoft.com/office/drawing/2016/5/10/chartex" xmlns:cx5="http://schemas.microsoft.com/office/drawing/2016/5/11/chartex" xmlns:cx6="http://schemas.microsoft.com/office/drawing/2016/5/12/chartex" xmlns:cx7="http://schemas.microsoft.com/office/drawing/2016/5/13/chartex" xmlns:cx8="http://schemas.microsoft.com/office/drawing/2016/5/14/chartex" xmlns:mc="http://schemas.openxmlformats.org/markup-compatibility/2006" xmlns:aink="http://schemas.microsoft.com/office/drawing/2016/ink" xmlns:am3d="http://schemas.microsoft.com/office/drawing/2017/model3d" xmlns:o="urn:schemas-microsoft-com:office:office" xmlns:oel="http://schemas.microsoft.com/office/2019/extlst" xmlns:r="http://schemas.openxmlformats.org/officeDocument/2006/relationships" xmlns:m="http://schemas.openxmlformats.org/officeDocument/2006/math" xmlns:v="urn:schemas-microsoft-com:vml" xmlns:wp14="http://schemas.microsoft.com/office/word/2010/wordprocessingDrawing" xmlns:wp="http://schemas.openxmlformats.org/drawingml/2006/wordprocessingDrawing" xmlns:w10="urn:schemas-microsoft-com:office:word" xmlns:w="http://schemas.openxmlformats.org/wordprocessingml/2006/main" xmlns:w14="http://schemas.microsoft.com/office/word/2010/wordml" xmlns:w15="http://schemas.microsoft.com/office/word/2012/wordml" xmlns:w16cex="http://schemas.microsoft.com/office/word/2018/wordml/cex" xmlns:w16cid="http://schemas.microsoft.com/office/word/2016/wordml/cid" xmlns:w16="http://schemas.microsoft.com/office/word/2018/wordml" xmlns:w16du="http://schemas.microsoft.com/office/word/2023/wordml/word16du" xmlns:w16sdtdh="http://schemas.microsoft.com/office/word/2020/wordml/sdtdatahash" xmlns:w16sdtfl="http://schemas.microsoft.com/office/word/2024/wordml/sdtformatlock" xmlns:w16se="http://schemas.microsoft.com/office/word/2015/wordml/symex" xmlns:wpg="http://schemas.microsoft.com/office/word/2010/wordprocessingGroup" xmlns:wpi="http://schemas.microsoft.com/office/word/2010/wordprocessingInk" xmlns:wne="http://schemas.microsoft.com/office/word/2006/wordml" xmlns:wps="http://schemas.microsoft.com/office/word/2010/wordprocessingShape" mc:Ignorable="w14 w15 w16se w16cid w16 w16cex w16sdtdh w16sdtfl w16du wp14">
-  <w:abstractNum w:abstractNumId="0" w15:restartNumberingAfterBreak="0">
-    <w:nsid w:val="64E56CBF"/>
-    <w:multiLevelType w:val="hybridMultilevel"/>
-    <w:tmpl w:val="3DC2A3B8"/>
-    <w:lvl w:ilvl="0" w:tplc="10090001">
-      <w:start w:val="1"/>
-      <w:numFmt w:val="bullet"/>
-      <w:lvlText w:val=""/>
-      <w:lvlJc w:val="left"/>
-      <w:pPr>
-        <w:ind w:left="720" w:hanging="360"/>
-      </w:pPr>
-      <w:rPr>
-        <w:rFonts w:ascii="Symbol" w:hAnsi="Symbol" w:hint="default"/>
-      </w:rPr>
-    </w:lvl>
-    <w:lvl w:ilvl="1" w:tplc="10090003" w:tentative="1">
-      <w:start w:val="1"/>
-      <w:numFmt w:val="bullet"/>
-      <w:lvlText w:val="o"/>
-      <w:lvlJc w:val="left"/>
-      <w:pPr>
-        <w:ind w:left="1440" w:hanging="360"/>
-      </w:pPr>
-      <w:rPr>
-        <w:rFonts w:ascii="Courier New" w:hAnsi="Courier New" w:cs="Courier New" w:hint="default"/>
-      </w:rPr>
-    </w:lvl>
-    <w:lvl w:ilvl="2" w:tplc="10090005" w:tentative="1">
-      <w:start w:val="1"/>
-      <w:numFmt w:val="bullet"/>
-      <w:lvlText w:val=""/>
-      <w:lvlJc w:val="left"/>
-      <w:pPr>
-        <w:ind w:left="2160" w:hanging="360"/>
-      </w:pPr>
-      <w:rPr>
-        <w:rFonts w:ascii="Wingdings" w:hAnsi="Wingdings" w:hint="default"/>
-      </w:rPr>
-    </w:lvl>
-    <w:lvl w:ilvl="3" w:tplc="10090001" w:tentative="1">
-      <w:start w:val="1"/>
-      <w:numFmt w:val="bullet"/>
-      <w:lvlText w:val=""/>
-      <w:lvlJc w:val="left"/>
-      <w:pPr>
-        <w:ind w:left="2880" w:hanging="360"/>
-      </w:pPr>
-      <w:rPr>
-        <w:rFonts w:ascii="Symbol" w:hAnsi="Symbol" w:hint="default"/>
-      </w:rPr>
-    </w:lvl>
-    <w:lvl w:ilvl="4" w:tplc="10090003" w:tentative="1">
-      <w:start w:val="1"/>
-      <w:numFmt w:val="bullet"/>
-      <w:lvlText w:val="o"/>
-      <w:lvlJc w:val="left"/>
-      <w:pPr>
-        <w:ind w:left="3600" w:hanging="360"/>
-      </w:pPr>
-      <w:rPr>
-        <w:rFonts w:ascii="Courier New" w:hAnsi="Courier New" w:cs="Courier New" w:hint="default"/>
-      </w:rPr>
-    </w:lvl>
-    <w:lvl w:ilvl="5" w:tplc="10090005" w:tentative="1">
-      <w:start w:val="1"/>
-      <w:numFmt w:val="bullet"/>
-      <w:lvlText w:val=""/>
-      <w:lvlJc w:val="left"/>
-      <w:pPr>
-        <w:ind w:left="4320" w:hanging="360"/>
-      </w:pPr>
-      <w:rPr>
-        <w:rFonts w:ascii="Wingdings" w:hAnsi="Wingdings" w:hint="default"/>
-      </w:rPr>
-    </w:lvl>
-    <w:lvl w:ilvl="6" w:tplc="10090001" w:tentative="1">
-      <w:start w:val="1"/>
-      <w:numFmt w:val="bullet"/>
-      <w:lvlText w:val=""/>
-      <w:lvlJc w:val="left"/>
-      <w:pPr>
-        <w:ind w:left="5040" w:hanging="360"/>
-      </w:pPr>
-      <w:rPr>
-        <w:rFonts w:ascii="Symbol" w:hAnsi="Symbol" w:hint="default"/>
-      </w:rPr>
-    </w:lvl>
-    <w:lvl w:ilvl="7" w:tplc="10090003" w:tentative="1">
-      <w:start w:val="1"/>
-      <w:numFmt w:val="bullet"/>
-      <w:lvlText w:val="o"/>
-      <w:lvlJc w:val="left"/>
-      <w:pPr>
-        <w:ind w:left="5760" w:hanging="360"/>
-      </w:pPr>
-      <w:rPr>
-        <w:rFonts w:ascii="Courier New" w:hAnsi="Courier New" w:cs="Courier New" w:hint="default"/>
-      </w:rPr>
-    </w:lvl>
-    <w:lvl w:ilvl="8" w:tplc="10090005" w:tentative="1">
-      <w:start w:val="1"/>
-      <w:numFmt w:val="bullet"/>
-      <w:lvlText w:val=""/>
-      <w:lvlJc w:val="left"/>
-      <w:pPr>
-        <w:ind w:left="6480" w:hanging="360"/>
-      </w:pPr>
-      <w:rPr>
-        <w:rFonts w:ascii="Wingdings" w:hAnsi="Wingdings" w:hint="default"/>
-      </w:rPr>
-    </w:lvl>
-  </w:abstractNum>
-  <w:num w:numId="1" w16cid:durableId="1560938251">
-    <w:abstractNumId w:val="0"/>
-  </w:num>
-</w:numbering>
 </file>
 
 <file path=word/styles.xml><?xml version="1.0" encoding="utf-8"?>
@@ -977,7 +1403,7 @@
     <w:link w:val="Heading1Char"/>
     <w:uiPriority w:val="9"/>
     <w:qFormat/>
-    <w:rsid w:val="00F630E7"/>
+    <w:rsid w:val="00D818AB"/>
     <w:pPr>
       <w:keepNext/>
       <w:keepLines/>
@@ -1000,7 +1426,7 @@
     <w:semiHidden/>
     <w:unhideWhenUsed/>
     <w:qFormat/>
-    <w:rsid w:val="00F630E7"/>
+    <w:rsid w:val="00D818AB"/>
     <w:pPr>
       <w:keepNext/>
       <w:keepLines/>
@@ -1023,7 +1449,7 @@
     <w:semiHidden/>
     <w:unhideWhenUsed/>
     <w:qFormat/>
-    <w:rsid w:val="00F630E7"/>
+    <w:rsid w:val="00D818AB"/>
     <w:pPr>
       <w:keepNext/>
       <w:keepLines/>
@@ -1046,7 +1472,7 @@
     <w:semiHidden/>
     <w:unhideWhenUsed/>
     <w:qFormat/>
-    <w:rsid w:val="00F630E7"/>
+    <w:rsid w:val="00D818AB"/>
     <w:pPr>
       <w:keepNext/>
       <w:keepLines/>
@@ -1069,7 +1495,7 @@
     <w:semiHidden/>
     <w:unhideWhenUsed/>
     <w:qFormat/>
-    <w:rsid w:val="00F630E7"/>
+    <w:rsid w:val="00D818AB"/>
     <w:pPr>
       <w:keepNext/>
       <w:keepLines/>
@@ -1090,7 +1516,7 @@
     <w:semiHidden/>
     <w:unhideWhenUsed/>
     <w:qFormat/>
-    <w:rsid w:val="00F630E7"/>
+    <w:rsid w:val="00D818AB"/>
     <w:pPr>
       <w:keepNext/>
       <w:keepLines/>
@@ -1113,7 +1539,7 @@
     <w:semiHidden/>
     <w:unhideWhenUsed/>
     <w:qFormat/>
-    <w:rsid w:val="00F630E7"/>
+    <w:rsid w:val="00D818AB"/>
     <w:pPr>
       <w:keepNext/>
       <w:keepLines/>
@@ -1134,7 +1560,7 @@
     <w:semiHidden/>
     <w:unhideWhenUsed/>
     <w:qFormat/>
-    <w:rsid w:val="00F630E7"/>
+    <w:rsid w:val="00D818AB"/>
     <w:pPr>
       <w:keepNext/>
       <w:keepLines/>
@@ -1157,7 +1583,7 @@
     <w:semiHidden/>
     <w:unhideWhenUsed/>
     <w:qFormat/>
-    <w:rsid w:val="00F630E7"/>
+    <w:rsid w:val="00D818AB"/>
     <w:pPr>
       <w:keepNext/>
       <w:keepLines/>
@@ -1201,7 +1627,7 @@
     <w:basedOn w:val="DefaultParagraphFont"/>
     <w:link w:val="Heading1"/>
     <w:uiPriority w:val="9"/>
-    <w:rsid w:val="00F630E7"/>
+    <w:rsid w:val="00D818AB"/>
     <w:rPr>
       <w:rFonts w:asciiTheme="majorHAnsi" w:eastAsiaTheme="majorEastAsia" w:hAnsiTheme="majorHAnsi" w:cstheme="majorBidi"/>
       <w:color w:val="0F4761" w:themeColor="accent1" w:themeShade="BF"/>
@@ -1215,7 +1641,7 @@
     <w:link w:val="Heading2"/>
     <w:uiPriority w:val="9"/>
     <w:semiHidden/>
-    <w:rsid w:val="00F630E7"/>
+    <w:rsid w:val="00D818AB"/>
     <w:rPr>
       <w:rFonts w:asciiTheme="majorHAnsi" w:eastAsiaTheme="majorEastAsia" w:hAnsiTheme="majorHAnsi" w:cstheme="majorBidi"/>
       <w:color w:val="0F4761" w:themeColor="accent1" w:themeShade="BF"/>
@@ -1229,7 +1655,7 @@
     <w:link w:val="Heading3"/>
     <w:uiPriority w:val="9"/>
     <w:semiHidden/>
-    <w:rsid w:val="00F630E7"/>
+    <w:rsid w:val="00D818AB"/>
     <w:rPr>
       <w:rFonts w:eastAsiaTheme="majorEastAsia" w:cstheme="majorBidi"/>
       <w:color w:val="0F4761" w:themeColor="accent1" w:themeShade="BF"/>
@@ -1243,7 +1669,7 @@
     <w:link w:val="Heading4"/>
     <w:uiPriority w:val="9"/>
     <w:semiHidden/>
-    <w:rsid w:val="00F630E7"/>
+    <w:rsid w:val="00D818AB"/>
     <w:rPr>
       <w:rFonts w:eastAsiaTheme="majorEastAsia" w:cstheme="majorBidi"/>
       <w:i/>
@@ -1257,7 +1683,7 @@
     <w:link w:val="Heading5"/>
     <w:uiPriority w:val="9"/>
     <w:semiHidden/>
-    <w:rsid w:val="00F630E7"/>
+    <w:rsid w:val="00D818AB"/>
     <w:rPr>
       <w:rFonts w:eastAsiaTheme="majorEastAsia" w:cstheme="majorBidi"/>
       <w:color w:val="0F4761" w:themeColor="accent1" w:themeShade="BF"/>
@@ -1269,7 +1695,7 @@
     <w:link w:val="Heading6"/>
     <w:uiPriority w:val="9"/>
     <w:semiHidden/>
-    <w:rsid w:val="00F630E7"/>
+    <w:rsid w:val="00D818AB"/>
     <w:rPr>
       <w:rFonts w:eastAsiaTheme="majorEastAsia" w:cstheme="majorBidi"/>
       <w:i/>
@@ -1283,7 +1709,7 @@
     <w:link w:val="Heading7"/>
     <w:uiPriority w:val="9"/>
     <w:semiHidden/>
-    <w:rsid w:val="00F630E7"/>
+    <w:rsid w:val="00D818AB"/>
     <w:rPr>
       <w:rFonts w:eastAsiaTheme="majorEastAsia" w:cstheme="majorBidi"/>
       <w:color w:val="595959" w:themeColor="text1" w:themeTint="A6"/>
@@ -1295,7 +1721,7 @@
     <w:link w:val="Heading8"/>
     <w:uiPriority w:val="9"/>
     <w:semiHidden/>
-    <w:rsid w:val="00F630E7"/>
+    <w:rsid w:val="00D818AB"/>
     <w:rPr>
       <w:rFonts w:eastAsiaTheme="majorEastAsia" w:cstheme="majorBidi"/>
       <w:i/>
@@ -1309,7 +1735,7 @@
     <w:link w:val="Heading9"/>
     <w:uiPriority w:val="9"/>
     <w:semiHidden/>
-    <w:rsid w:val="00F630E7"/>
+    <w:rsid w:val="00D818AB"/>
     <w:rPr>
       <w:rFonts w:eastAsiaTheme="majorEastAsia" w:cstheme="majorBidi"/>
       <w:color w:val="272727" w:themeColor="text1" w:themeTint="D8"/>
@@ -1322,7 +1748,7 @@
     <w:link w:val="TitleChar"/>
     <w:uiPriority w:val="10"/>
     <w:qFormat/>
-    <w:rsid w:val="00F630E7"/>
+    <w:rsid w:val="00D818AB"/>
     <w:pPr>
       <w:spacing w:after="80" w:line="240" w:lineRule="auto"/>
       <w:contextualSpacing/>
@@ -1340,7 +1766,7 @@
     <w:basedOn w:val="DefaultParagraphFont"/>
     <w:link w:val="Title"/>
     <w:uiPriority w:val="10"/>
-    <w:rsid w:val="00F630E7"/>
+    <w:rsid w:val="00D818AB"/>
     <w:rPr>
       <w:rFonts w:asciiTheme="majorHAnsi" w:eastAsiaTheme="majorEastAsia" w:hAnsiTheme="majorHAnsi" w:cstheme="majorBidi"/>
       <w:spacing w:val="-10"/>
@@ -1356,7 +1782,7 @@
     <w:link w:val="SubtitleChar"/>
     <w:uiPriority w:val="11"/>
     <w:qFormat/>
-    <w:rsid w:val="00F630E7"/>
+    <w:rsid w:val="00D818AB"/>
     <w:pPr>
       <w:numPr>
         <w:ilvl w:val="1"/>
@@ -1375,7 +1801,7 @@
     <w:basedOn w:val="DefaultParagraphFont"/>
     <w:link w:val="Subtitle"/>
     <w:uiPriority w:val="11"/>
-    <w:rsid w:val="00F630E7"/>
+    <w:rsid w:val="00D818AB"/>
     <w:rPr>
       <w:rFonts w:eastAsiaTheme="majorEastAsia" w:cstheme="majorBidi"/>
       <w:color w:val="595959" w:themeColor="text1" w:themeTint="A6"/>
@@ -1391,7 +1817,7 @@
     <w:link w:val="QuoteChar"/>
     <w:uiPriority w:val="29"/>
     <w:qFormat/>
-    <w:rsid w:val="00F630E7"/>
+    <w:rsid w:val="00D818AB"/>
     <w:pPr>
       <w:spacing w:before="160"/>
       <w:jc w:val="center"/>
@@ -1407,7 +1833,7 @@
     <w:basedOn w:val="DefaultParagraphFont"/>
     <w:link w:val="Quote"/>
     <w:uiPriority w:val="29"/>
-    <w:rsid w:val="00F630E7"/>
+    <w:rsid w:val="00D818AB"/>
     <w:rPr>
       <w:i/>
       <w:iCs/>
@@ -1419,7 +1845,7 @@
     <w:basedOn w:val="Normal"/>
     <w:uiPriority w:val="34"/>
     <w:qFormat/>
-    <w:rsid w:val="00F630E7"/>
+    <w:rsid w:val="00D818AB"/>
     <w:pPr>
       <w:ind w:left="720"/>
       <w:contextualSpacing/>
@@ -1430,7 +1856,7 @@
     <w:basedOn w:val="DefaultParagraphFont"/>
     <w:uiPriority w:val="21"/>
     <w:qFormat/>
-    <w:rsid w:val="00F630E7"/>
+    <w:rsid w:val="00D818AB"/>
     <w:rPr>
       <w:i/>
       <w:iCs/>
@@ -1444,7 +1870,7 @@
     <w:link w:val="IntenseQuoteChar"/>
     <w:uiPriority w:val="30"/>
     <w:qFormat/>
-    <w:rsid w:val="00F630E7"/>
+    <w:rsid w:val="00D818AB"/>
     <w:pPr>
       <w:pBdr>
         <w:top w:val="single" w:sz="4" w:space="10" w:color="0F4761" w:themeColor="accent1" w:themeShade="BF"/>
@@ -1465,7 +1891,7 @@
     <w:basedOn w:val="DefaultParagraphFont"/>
     <w:link w:val="IntenseQuote"/>
     <w:uiPriority w:val="30"/>
-    <w:rsid w:val="00F630E7"/>
+    <w:rsid w:val="00D818AB"/>
     <w:rPr>
       <w:i/>
       <w:iCs/>
@@ -1477,7 +1903,7 @@
     <w:basedOn w:val="DefaultParagraphFont"/>
     <w:uiPriority w:val="32"/>
     <w:qFormat/>
-    <w:rsid w:val="00F630E7"/>
+    <w:rsid w:val="00D818AB"/>
     <w:rPr>
       <w:b/>
       <w:bCs/>
@@ -1490,7 +1916,7 @@
     <w:name w:val="Table Grid"/>
     <w:basedOn w:val="TableNormal"/>
     <w:uiPriority w:val="39"/>
-    <w:rsid w:val="00F630E7"/>
+    <w:rsid w:val="00D818AB"/>
     <w:pPr>
       <w:spacing w:after="0" w:line="240" w:lineRule="auto"/>
     </w:pPr>
@@ -1801,4 +2227,16 @@
     </a:ext>
   </a:extLst>
 </a:theme>
+</file>
+
+<file path=customXml/item1.xml><?xml version="1.0" encoding="utf-8"?>
+<b:Sources xmlns:b="http://schemas.openxmlformats.org/officeDocument/2006/bibliography" xmlns="http://schemas.openxmlformats.org/officeDocument/2006/bibliography" SelectedStyle="\APASixthEditionOfficeOnline.xsl" StyleName="APA" Version="6"/>
+</file>
+
+<file path=customXml/itemProps1.xml><?xml version="1.0" encoding="utf-8"?>
+<ds:datastoreItem xmlns:ds="http://schemas.openxmlformats.org/officeDocument/2006/customXml" ds:itemID="{66F6FF57-7BE2-4793-8130-2E73284D1256}">
+  <ds:schemaRefs>
+    <ds:schemaRef ds:uri="http://schemas.openxmlformats.org/officeDocument/2006/bibliography"/>
+  </ds:schemaRefs>
+</ds:datastoreItem>
 </file>